--- a/00_BIMR/BIMR-Future-Materials-Innovators-Program-Application-2025_GCUCG_V5.docx
+++ b/00_BIMR/BIMR-Future-Materials-Innovators-Program-Application-2025_GCUCG_V5.docx
@@ -1641,6 +1641,9 @@
         <w:lastRenderedPageBreak/>
         <w:t xml:space="preserve">Video Link: </w:t>
       </w:r>
+      <w:r>
+        <w:t>https://vimeo.com/1066032195/bc3c1bfac2?share=copy</w:t>
+      </w:r>
     </w:p>
     <w:p>
       <w:pPr>
@@ -3367,7 +3370,7 @@
                                     <pic:cNvPicPr/>
                                   </pic:nvPicPr>
                                   <pic:blipFill>
-                                    <a:blip r:embed="rId8"/>
+                                    <a:blip r:embed="rId12"/>
                                     <a:stretch>
                                       <a:fillRect/>
                                     </a:stretch>
@@ -3428,7 +3431,7 @@
                                     <pic:cNvPicPr/>
                                   </pic:nvPicPr>
                                   <pic:blipFill>
-                                    <a:blip r:embed="rId9"/>
+                                    <a:blip r:embed="rId13"/>
                                     <a:stretch>
                                       <a:fillRect/>
                                     </a:stretch>
@@ -3511,7 +3514,7 @@
                                     <pic:cNvPicPr/>
                                   </pic:nvPicPr>
                                   <pic:blipFill>
-                                    <a:blip r:embed="rId10"/>
+                                    <a:blip r:embed="rId14"/>
                                     <a:stretch>
                                       <a:fillRect/>
                                     </a:stretch>
@@ -3573,7 +3576,7 @@
                                     <pic:cNvPicPr/>
                                   </pic:nvPicPr>
                                   <pic:blipFill>
-                                    <a:blip r:embed="rId11"/>
+                                    <a:blip r:embed="rId15"/>
                                     <a:stretch>
                                       <a:fillRect/>
                                     </a:stretch>
@@ -4076,7 +4079,7 @@
                                           <pic:cNvPicPr/>
                                         </pic:nvPicPr>
                                         <pic:blipFill>
-                                          <a:blip r:embed="rId12"/>
+                                          <a:blip r:embed="rId16"/>
                                           <a:stretch>
                                             <a:fillRect/>
                                           </a:stretch>
@@ -4226,7 +4229,7 @@
                               <w:rPr>
                                 <w:lang w:val="en-US"/>
                               </w:rPr>
-                              <w:object w:dxaOrig="8664" w:dyaOrig="2693" w14:anchorId="255D7DC2">
+                              <w:object w:dxaOrig="10236" w:dyaOrig="3174" w14:anchorId="255D7DC2">
                                 <v:shapetype id="_x0000_t75" coordsize="21600,21600" o:spt="75" o:preferrelative="t" path="m@4@5l@4@11@9@11@9@5xe" filled="f" stroked="f">
                                   <v:stroke joinstyle="miter"/>
                                   <v:formulas>
@@ -4246,10 +4249,10 @@
                                   <v:path o:extrusionok="f" gradientshapeok="t" o:connecttype="rect"/>
                                   <o:lock v:ext="edit" aspectratio="t"/>
                                 </v:shapetype>
-                                <v:shape id="_x0000_i1026" type="#_x0000_t75" style="width:451.15pt;height:149.45pt">
-                                  <v:imagedata r:id="rId13" o:title=""/>
+                                <v:shape id="_x0000_i1026" type="#_x0000_t75" style="width:450.85pt;height:149.45pt">
+                                  <v:imagedata r:id="rId17" o:title=""/>
                                 </v:shape>
-                                <o:OLEObject Type="Embed" ProgID="Excel.Sheet.12" ShapeID="_x0000_i1026" DrawAspect="Content" ObjectID="_1803421720" r:id="rId14"/>
+                                <o:OLEObject Type="Embed" ProgID="Excel.Sheet.12" ShapeID="_x0000_i1026" DrawAspect="Content" ObjectID="_1803488741" r:id="rId18"/>
                               </w:object>
                             </w:r>
                           </w:p>
@@ -4356,7 +4359,7 @@
                                     <pic:cNvPicPr/>
                                   </pic:nvPicPr>
                                   <pic:blipFill>
-                                    <a:blip r:embed="rId12"/>
+                                    <a:blip r:embed="rId19"/>
                                     <a:stretch>
                                       <a:fillRect/>
                                     </a:stretch>
@@ -4508,9 +4511,9 @@
                         </w:rPr>
                         <w:object w:dxaOrig="8664" w:dyaOrig="2693" w14:anchorId="255D7DC2">
                           <v:shape id="_x0000_i1026" type="#_x0000_t75" style="width:451.15pt;height:149.45pt">
-                            <v:imagedata r:id="rId13" o:title=""/>
+                            <v:imagedata r:id="rId20" o:title=""/>
                           </v:shape>
-                          <o:OLEObject Type="Embed" ProgID="Excel.Sheet.12" ShapeID="_x0000_i1026" DrawAspect="Content" ObjectID="_1803421720" r:id="rId15"/>
+                          <o:OLEObject Type="Embed" ProgID="Excel.Sheet.12" ShapeID="_x0000_i1026" DrawAspect="Content" ObjectID="_1803421720" r:id="rId21"/>
                         </w:object>
                       </w:r>
                     </w:p>
@@ -4545,8 +4548,8 @@
       </w:r>
     </w:p>
     <w:sectPr>
-      <w:headerReference w:type="default" r:id="rId16"/>
-      <w:footerReference w:type="default" r:id="rId17"/>
+      <w:headerReference w:type="default" r:id="rId22"/>
+      <w:footerReference w:type="default" r:id="rId23"/>
       <w:pgSz w:w="12240" w:h="15840"/>
       <w:pgMar w:top="1440" w:right="1440" w:bottom="1440" w:left="1440" w:header="449" w:footer="706" w:gutter="0"/>
       <w:cols w:space="708"/>
@@ -5514,7 +5517,6 @@
   <w:style w:type="character" w:default="1" w:styleId="DefaultParagraphFont">
     <w:name w:val="Default Paragraph Font"/>
     <w:uiPriority w:val="1"/>
-    <w:semiHidden/>
     <w:unhideWhenUsed/>
   </w:style>
   <w:style w:type="table" w:default="1" w:styleId="TableNormal">
